--- a/documents/CV.docx
+++ b/documents/CV.docx
@@ -82,7 +82,25 @@
           <w:rPr>
             <w:rStyle w:val="Hyperlink"/>
           </w:rPr>
-          <w:t>LinkedIn</w:t>
+          <w:t>Link</w:t>
+        </w:r>
+        <w:r>
+          <w:rPr>
+            <w:rStyle w:val="Hyperlink"/>
+          </w:rPr>
+          <w:t>e</w:t>
+        </w:r>
+        <w:r>
+          <w:rPr>
+            <w:rStyle w:val="Hyperlink"/>
+          </w:rPr>
+          <w:t>d</w:t>
+        </w:r>
+        <w:r>
+          <w:rPr>
+            <w:rStyle w:val="Hyperlink"/>
+          </w:rPr>
+          <w:t>In</w:t>
         </w:r>
       </w:hyperlink>
       <w:r>
@@ -132,8 +150,7 @@
     <w:p>
       <w:pPr>
         <w:pStyle w:val="Heading1"/>
-        <w:spacing w:before="38" w:line="276" w:lineRule="auto"/>
-        <w:ind w:right="117"/>
+        <w:spacing w:before="0" w:line="276" w:lineRule="auto"/>
         <w:jc w:val="both"/>
         <w:rPr>
           <w:b w:val="0"/>
@@ -144,167 +161,18 @@
         <w:rPr>
           <w:b w:val="0"/>
           <w:bCs w:val="0"/>
-          <w:w w:val="105"/>
-        </w:rPr>
-        <w:t xml:space="preserve">University of Sheffield graduate with a background in Digital Media &amp; Society and a </w:t>
-      </w:r>
-      <w:r>
-        <w:rPr>
-          <w:b w:val="0"/>
-          <w:bCs w:val="0"/>
-          <w:w w:val="105"/>
-        </w:rPr>
-        <w:t>strong</w:t>
-      </w:r>
-      <w:r>
-        <w:rPr>
-          <w:b w:val="0"/>
-          <w:bCs w:val="0"/>
-          <w:w w:val="105"/>
-        </w:rPr>
-        <w:t xml:space="preserve"> focus </w:t>
-      </w:r>
-      <w:r>
-        <w:rPr>
-          <w:b w:val="0"/>
-          <w:bCs w:val="0"/>
-          <w:w w:val="105"/>
-        </w:rPr>
-        <w:t>o</w:t>
-      </w:r>
-      <w:r>
-        <w:rPr>
-          <w:b w:val="0"/>
-          <w:bCs w:val="0"/>
-          <w:w w:val="105"/>
-        </w:rPr>
-        <w:t xml:space="preserve">n Web Development. Experienced in building </w:t>
-      </w:r>
-      <w:r>
-        <w:rPr>
-          <w:b w:val="0"/>
-          <w:bCs w:val="0"/>
-          <w:w w:val="105"/>
-        </w:rPr>
-        <w:t xml:space="preserve">responsive </w:t>
-      </w:r>
-      <w:r>
-        <w:rPr>
-          <w:b w:val="0"/>
-          <w:bCs w:val="0"/>
-          <w:w w:val="105"/>
-        </w:rPr>
-        <w:t xml:space="preserve">web </w:t>
-      </w:r>
-      <w:r>
-        <w:rPr>
-          <w:b w:val="0"/>
-          <w:bCs w:val="0"/>
-          <w:w w:val="105"/>
-        </w:rPr>
-        <w:t>applications</w:t>
-      </w:r>
-      <w:r>
-        <w:rPr>
-          <w:b w:val="0"/>
-          <w:bCs w:val="0"/>
-          <w:w w:val="105"/>
-        </w:rPr>
-        <w:t xml:space="preserve"> </w:t>
-      </w:r>
-      <w:r>
-        <w:rPr>
-          <w:b w:val="0"/>
-          <w:bCs w:val="0"/>
-          <w:w w:val="105"/>
-        </w:rPr>
-        <w:t xml:space="preserve">using </w:t>
-      </w:r>
-      <w:r>
-        <w:rPr>
-          <w:b w:val="0"/>
-          <w:bCs w:val="0"/>
-          <w:w w:val="105"/>
-        </w:rPr>
-        <w:t>HTML</w:t>
-      </w:r>
-      <w:r>
-        <w:rPr>
-          <w:b w:val="0"/>
-          <w:bCs w:val="0"/>
-          <w:w w:val="105"/>
-        </w:rPr>
-        <w:t xml:space="preserve">, </w:t>
-      </w:r>
-      <w:r>
-        <w:rPr>
-          <w:b w:val="0"/>
-          <w:bCs w:val="0"/>
-          <w:w w:val="105"/>
-        </w:rPr>
-        <w:t>CSS,</w:t>
-      </w:r>
-      <w:r>
-        <w:rPr>
-          <w:b w:val="0"/>
-          <w:bCs w:val="0"/>
-          <w:w w:val="105"/>
-        </w:rPr>
-        <w:t xml:space="preserve"> and</w:t>
-      </w:r>
-      <w:r>
-        <w:rPr>
-          <w:b w:val="0"/>
-          <w:bCs w:val="0"/>
-          <w:w w:val="105"/>
-        </w:rPr>
-        <w:t xml:space="preserve"> JavaScript, with </w:t>
-      </w:r>
-      <w:r>
-        <w:rPr>
-          <w:b w:val="0"/>
-          <w:bCs w:val="0"/>
-          <w:w w:val="105"/>
-        </w:rPr>
-        <w:t xml:space="preserve">hands-on project work in UI/UX and </w:t>
-      </w:r>
-      <w:r>
-        <w:rPr>
-          <w:b w:val="0"/>
-          <w:bCs w:val="0"/>
-          <w:w w:val="105"/>
-        </w:rPr>
-        <w:t xml:space="preserve">Web3 </w:t>
-      </w:r>
-      <w:r>
-        <w:rPr>
-          <w:b w:val="0"/>
-          <w:bCs w:val="0"/>
-          <w:w w:val="105"/>
-        </w:rPr>
-        <w:t>environments</w:t>
-      </w:r>
-      <w:r>
-        <w:rPr>
-          <w:b w:val="0"/>
-          <w:bCs w:val="0"/>
-          <w:w w:val="105"/>
-        </w:rPr>
-        <w:t xml:space="preserve">. </w:t>
-      </w:r>
-      <w:r>
-        <w:rPr>
-          <w:b w:val="0"/>
-          <w:bCs w:val="0"/>
-          <w:w w:val="105"/>
-        </w:rPr>
-        <w:t>Eager to contribute to real-world projects and grow as a developer.</w:t>
+        </w:rPr>
+        <w:t>MSc Software Development student at the University of Glasgow and First-Class Digital Media &amp; Society graduate from the University of Sheffield. Experienced in building responsive web applications using HTML, CSS and JavaScript, with hands-on experience in web development, UI/UX and collaborative technical projects. Looking to apply my interdisciplinary background and growing technical skills to real-world software development projects.</w:t>
       </w:r>
     </w:p>
     <w:p>
       <w:pPr>
         <w:pStyle w:val="Heading1"/>
         <w:spacing w:before="134" w:line="276" w:lineRule="auto"/>
+        <w:rPr>
+          <w:spacing w:val="-2"/>
+          <w:w w:val="105"/>
+        </w:rPr>
       </w:pPr>
       <w:r>
         <w:rPr>
@@ -317,153 +185,414 @@
     <w:p>
       <w:pPr>
         <w:pStyle w:val="Heading1"/>
-        <w:tabs>
-          <w:tab w:val="left" w:pos="8935"/>
-        </w:tabs>
-        <w:spacing w:before="38" w:line="276" w:lineRule="auto"/>
-      </w:pPr>
-      <w:r>
-        <w:t>B.</w:t>
-      </w:r>
-      <w:r>
-        <w:t>A.</w:t>
-      </w:r>
-      <w:r>
-        <w:t>,</w:t>
-      </w:r>
-      <w:r>
-        <w:rPr>
-          <w:spacing w:val="26"/>
+        <w:spacing w:before="0" w:line="276" w:lineRule="auto"/>
+        <w:ind w:left="720"/>
+        <w:rPr>
+          <w:b w:val="0"/>
+          <w:bCs w:val="0"/>
+        </w:rPr>
+      </w:pPr>
+      <w:r>
+        <w:rPr>
+          <w:b w:val="0"/>
+          <w:bCs w:val="0"/>
+        </w:rPr>
+        <w:t>MSc Software Development</w:t>
+      </w:r>
+      <w:r>
+        <w:rPr>
+          <w:b w:val="0"/>
+          <w:bCs w:val="0"/>
         </w:rPr>
         <w:t xml:space="preserve"> </w:t>
       </w:r>
       <w:r>
-        <w:t>Digital Media &amp; Society</w:t>
-      </w:r>
-      <w:r>
-        <w:tab/>
-      </w:r>
-      <w:r>
-        <w:t>Graduat</w:t>
-      </w:r>
-      <w:r>
-        <w:t>ed</w:t>
-      </w:r>
-      <w:r>
-        <w:rPr>
-          <w:spacing w:val="17"/>
+        <w:rPr>
+          <w:b w:val="0"/>
+          <w:bCs w:val="0"/>
+        </w:rPr>
+        <w:t>–</w:t>
+      </w:r>
+      <w:r>
+        <w:rPr>
+          <w:b w:val="0"/>
+          <w:bCs w:val="0"/>
         </w:rPr>
         <w:t xml:space="preserve"> </w:t>
       </w:r>
       <w:r>
-        <w:t>July</w:t>
-      </w:r>
-      <w:r>
-        <w:rPr>
-          <w:spacing w:val="18"/>
-        </w:rPr>
-        <w:t xml:space="preserve"> </w:t>
-      </w:r>
-      <w:r>
-        <w:rPr>
-          <w:spacing w:val="-4"/>
-        </w:rPr>
-        <w:t>202</w:t>
-      </w:r>
-      <w:r>
-        <w:rPr>
-          <w:spacing w:val="-4"/>
-        </w:rPr>
-        <w:t>5</w:t>
+        <w:rPr>
+          <w:b w:val="0"/>
+          <w:bCs w:val="0"/>
+        </w:rPr>
+        <w:t>University of Glasgow</w:t>
+      </w:r>
+      <w:r>
+        <w:rPr>
+          <w:b w:val="0"/>
+          <w:bCs w:val="0"/>
+        </w:rPr>
+        <w:t xml:space="preserve">                               </w:t>
+      </w:r>
+      <w:r>
+        <w:rPr>
+          <w:b w:val="0"/>
+          <w:bCs w:val="0"/>
+        </w:rPr>
+        <w:t xml:space="preserve">                            </w:t>
+      </w:r>
+      <w:r>
+        <w:rPr>
+          <w:b w:val="0"/>
+          <w:bCs w:val="0"/>
+        </w:rPr>
+        <w:t>September 2026 – Present</w:t>
       </w:r>
     </w:p>
     <w:p>
       <w:pPr>
-        <w:pStyle w:val="BodyText"/>
-        <w:tabs>
-          <w:tab w:val="left" w:pos="10046"/>
-        </w:tabs>
-        <w:ind w:left="120" w:firstLine="0"/>
-      </w:pPr>
-      <w:r>
-        <w:t>University of Sheffield</w:t>
-      </w:r>
-      <w:r>
-        <w:t>,</w:t>
-      </w:r>
-      <w:r>
+        <w:pStyle w:val="Heading1"/>
+        <w:spacing w:before="0" w:line="276" w:lineRule="auto"/>
+        <w:ind w:left="720"/>
+        <w:rPr>
+          <w:b w:val="0"/>
+          <w:bCs w:val="0"/>
+        </w:rPr>
+      </w:pPr>
+      <w:r>
+        <w:rPr>
+          <w:b w:val="0"/>
+          <w:bCs w:val="0"/>
+        </w:rPr>
+        <w:t>B</w:t>
+      </w:r>
+      <w:r>
+        <w:rPr>
+          <w:b w:val="0"/>
+          <w:bCs w:val="0"/>
+        </w:rPr>
+        <w:t>A</w:t>
+      </w:r>
+      <w:r>
+        <w:rPr>
+          <w:b w:val="0"/>
+          <w:bCs w:val="0"/>
+        </w:rPr>
         <w:t xml:space="preserve"> </w:t>
       </w:r>
       <w:r>
-        <w:t>Sheffield</w:t>
-      </w:r>
-      <w:r>
-        <w:t>,</w:t>
-      </w:r>
-      <w:r>
+        <w:rPr>
+          <w:b w:val="0"/>
+          <w:bCs w:val="0"/>
+        </w:rPr>
+        <w:t>Digital Media &amp; Society</w:t>
+      </w:r>
+      <w:r>
+        <w:rPr>
+          <w:b w:val="0"/>
+          <w:bCs w:val="0"/>
+        </w:rPr>
         <w:t xml:space="preserve"> </w:t>
       </w:r>
       <w:r>
-        <w:t>UK</w:t>
-      </w:r>
-      <w:r>
-        <w:tab/>
-      </w:r>
-      <w:r>
-        <w:t>1st</w:t>
+        <w:rPr>
+          <w:b w:val="0"/>
+          <w:bCs w:val="0"/>
+        </w:rPr>
+        <w:t>[</w:t>
+      </w:r>
+      <w:r>
+        <w:rPr>
+          <w:b w:val="0"/>
+          <w:bCs w:val="0"/>
+        </w:rPr>
+        <w:t xml:space="preserve">1st Class </w:t>
+      </w:r>
+      <w:proofErr w:type="spellStart"/>
+      <w:r>
+        <w:rPr>
+          <w:b w:val="0"/>
+          <w:bCs w:val="0"/>
+        </w:rPr>
+        <w:t>Honours</w:t>
+      </w:r>
+      <w:proofErr w:type="spellEnd"/>
+      <w:r>
+        <w:rPr>
+          <w:b w:val="0"/>
+          <w:bCs w:val="0"/>
+        </w:rPr>
+        <w:t>]</w:t>
+      </w:r>
+      <w:r>
+        <w:rPr>
+          <w:b w:val="0"/>
+          <w:bCs w:val="0"/>
+        </w:rPr>
+        <w:t xml:space="preserve"> – University</w:t>
       </w:r>
       <w:r>
         <w:t xml:space="preserve"> </w:t>
       </w:r>
       <w:r>
-        <w:t>Class</w:t>
+        <w:rPr>
+          <w:b w:val="0"/>
+          <w:bCs w:val="0"/>
+        </w:rPr>
+        <w:t>of Sheffield</w:t>
+      </w:r>
+      <w:r>
+        <w:rPr>
+          <w:b w:val="0"/>
+          <w:bCs w:val="0"/>
+        </w:rPr>
+        <w:t xml:space="preserve">              </w:t>
+      </w:r>
+      <w:r>
+        <w:rPr>
+          <w:b w:val="0"/>
+          <w:bCs w:val="0"/>
+        </w:rPr>
+        <w:t xml:space="preserve">  </w:t>
+      </w:r>
+      <w:r>
+        <w:rPr>
+          <w:b w:val="0"/>
+          <w:bCs w:val="0"/>
+        </w:rPr>
+        <w:t xml:space="preserve">       </w:t>
+      </w:r>
+      <w:r>
+        <w:rPr>
+          <w:b w:val="0"/>
+          <w:bCs w:val="0"/>
+        </w:rPr>
+        <w:t xml:space="preserve"> </w:t>
+      </w:r>
+      <w:r>
+        <w:rPr>
+          <w:b w:val="0"/>
+          <w:bCs w:val="0"/>
+        </w:rPr>
+        <w:t xml:space="preserve">September 2022 </w:t>
+      </w:r>
+      <w:r>
+        <w:rPr>
+          <w:b w:val="0"/>
+          <w:bCs w:val="0"/>
+        </w:rPr>
+        <w:t>–</w:t>
+      </w:r>
+      <w:r>
+        <w:rPr>
+          <w:b w:val="0"/>
+          <w:bCs w:val="0"/>
+        </w:rPr>
+        <w:t xml:space="preserve"> June 2025</w:t>
       </w:r>
     </w:p>
     <w:p>
       <w:pPr>
-        <w:pStyle w:val="BodyText"/>
-        <w:ind w:left="120" w:firstLine="0"/>
-      </w:pPr>
-      <w:r>
-        <w:t>Relevant</w:t>
+        <w:pStyle w:val="Heading1"/>
+        <w:spacing w:before="0" w:line="276" w:lineRule="auto"/>
+        <w:ind w:left="720"/>
+        <w:rPr>
+          <w:b w:val="0"/>
+          <w:bCs w:val="0"/>
+        </w:rPr>
+      </w:pPr>
+      <w:r>
+        <w:rPr>
+          <w:b w:val="0"/>
+          <w:bCs w:val="0"/>
+        </w:rPr>
+        <w:t>Computer Science (</w:t>
+      </w:r>
+      <w:r>
+        <w:rPr>
+          <w:b w:val="0"/>
+          <w:bCs w:val="0"/>
+        </w:rPr>
+        <w:t>First-</w:t>
+      </w:r>
+      <w:r>
+        <w:rPr>
+          <w:b w:val="0"/>
+          <w:bCs w:val="0"/>
+        </w:rPr>
+        <w:t>Year</w:t>
+      </w:r>
+      <w:r>
+        <w:rPr>
+          <w:b w:val="0"/>
+          <w:bCs w:val="0"/>
+        </w:rPr>
+        <w:t xml:space="preserve"> Study</w:t>
+      </w:r>
+      <w:r>
+        <w:rPr>
+          <w:b w:val="0"/>
+          <w:bCs w:val="0"/>
+        </w:rPr>
+        <w:t xml:space="preserve">) </w:t>
+      </w:r>
+      <w:r>
+        <w:rPr>
+          <w:b w:val="0"/>
+          <w:bCs w:val="0"/>
+        </w:rPr>
+        <w:t>– University</w:t>
       </w:r>
       <w:r>
         <w:t xml:space="preserve"> </w:t>
       </w:r>
       <w:r>
-        <w:t>coursework:</w:t>
-      </w:r>
-      <w:r>
+        <w:rPr>
+          <w:b w:val="0"/>
+          <w:bCs w:val="0"/>
+        </w:rPr>
+        <w:t>of Sheffield</w:t>
+      </w:r>
+      <w:r>
+        <w:rPr>
+          <w:b w:val="0"/>
+          <w:bCs w:val="0"/>
+        </w:rPr>
+        <w:t xml:space="preserve">                                        September 2021 </w:t>
+      </w:r>
+      <w:r>
+        <w:rPr>
+          <w:b w:val="0"/>
+          <w:bCs w:val="0"/>
+        </w:rPr>
+        <w:t>–</w:t>
+      </w:r>
+      <w:r>
+        <w:rPr>
+          <w:b w:val="0"/>
+          <w:bCs w:val="0"/>
+        </w:rPr>
+        <w:t xml:space="preserve"> June 202</w:t>
+      </w:r>
+      <w:r>
+        <w:rPr>
+          <w:b w:val="0"/>
+          <w:bCs w:val="0"/>
+        </w:rPr>
+        <w:t>2</w:t>
+      </w:r>
+    </w:p>
+    <w:p>
+      <w:pPr>
+        <w:pStyle w:val="Heading1"/>
+        <w:spacing w:before="0" w:line="276" w:lineRule="auto"/>
+        <w:ind w:left="720"/>
+        <w:rPr>
+          <w:b w:val="0"/>
+          <w:bCs w:val="0"/>
+        </w:rPr>
+      </w:pPr>
+      <w:proofErr w:type="spellStart"/>
+      <w:r>
+        <w:rPr>
+          <w:b w:val="0"/>
+          <w:bCs w:val="0"/>
+        </w:rPr>
+        <w:t>Apolytirion</w:t>
+      </w:r>
+      <w:proofErr w:type="spellEnd"/>
+      <w:r>
+        <w:rPr>
+          <w:b w:val="0"/>
+          <w:bCs w:val="0"/>
+        </w:rPr>
+        <w:t xml:space="preserve"> of Lyceum [19.8/20] </w:t>
+      </w:r>
+      <w:r>
+        <w:rPr>
+          <w:b w:val="0"/>
+          <w:bCs w:val="0"/>
+        </w:rPr>
+        <w:t>–</w:t>
+      </w:r>
+      <w:r>
+        <w:rPr>
+          <w:b w:val="0"/>
+          <w:bCs w:val="0"/>
+        </w:rPr>
+        <w:t xml:space="preserve"> 1</w:t>
+      </w:r>
+      <w:r>
+        <w:rPr>
+          <w:b w:val="0"/>
+          <w:bCs w:val="0"/>
+        </w:rPr>
+        <w:t>st</w:t>
+      </w:r>
+      <w:r>
+        <w:rPr>
+          <w:b w:val="0"/>
+          <w:bCs w:val="0"/>
+        </w:rPr>
         <w:t xml:space="preserve"> </w:t>
       </w:r>
       <w:r>
-        <w:t>Digital Storytelling</w:t>
-      </w:r>
-      <w:r>
-        <w:t xml:space="preserve">, </w:t>
-      </w:r>
-      <w:r>
-        <w:t xml:space="preserve">Data </w:t>
+        <w:rPr>
+          <w:b w:val="0"/>
+          <w:bCs w:val="0"/>
+        </w:rPr>
+        <w:t xml:space="preserve">General High School of </w:t>
       </w:r>
       <w:proofErr w:type="spellStart"/>
       <w:r>
-        <w:t>V</w:t>
-      </w:r>
-      <w:r>
-        <w:t>isuali</w:t>
-      </w:r>
-      <w:r>
-        <w:t>s</w:t>
-      </w:r>
-      <w:r>
-        <w:t>ation</w:t>
+        <w:rPr>
+          <w:b w:val="0"/>
+          <w:bCs w:val="0"/>
+        </w:rPr>
+        <w:t>Keratsini</w:t>
       </w:r>
       <w:proofErr w:type="spellEnd"/>
       <w:r>
-        <w:t>, Elementary Logic, Algorithms AI &amp; society, Global Data Industries</w:t>
-      </w:r>
-      <w:r>
-        <w:t>.</w:t>
+        <w:rPr>
+          <w:b w:val="0"/>
+          <w:bCs w:val="0"/>
+        </w:rPr>
+        <w:t>, Greece</w:t>
+      </w:r>
+      <w:r>
+        <w:rPr>
+          <w:b w:val="0"/>
+          <w:bCs w:val="0"/>
+        </w:rPr>
+        <w:t xml:space="preserve">             September 20</w:t>
+      </w:r>
+      <w:r>
+        <w:rPr>
+          <w:b w:val="0"/>
+          <w:bCs w:val="0"/>
+        </w:rPr>
+        <w:t xml:space="preserve">20 </w:t>
+      </w:r>
+      <w:r>
+        <w:rPr>
+          <w:b w:val="0"/>
+          <w:bCs w:val="0"/>
+        </w:rPr>
+        <w:t>–</w:t>
+      </w:r>
+      <w:r>
+        <w:rPr>
+          <w:b w:val="0"/>
+          <w:bCs w:val="0"/>
+        </w:rPr>
+        <w:t xml:space="preserve"> June 202</w:t>
+      </w:r>
+      <w:r>
+        <w:rPr>
+          <w:b w:val="0"/>
+          <w:bCs w:val="0"/>
+        </w:rPr>
+        <w:t>1</w:t>
       </w:r>
     </w:p>
     <w:p>
@@ -495,32 +624,19 @@
           <w:numId w:val="7"/>
         </w:numPr>
         <w:spacing w:before="37" w:line="276" w:lineRule="auto"/>
-        <w:rPr>
-          <w:b w:val="0"/>
-          <w:bCs w:val="0"/>
-          <w:w w:val="105"/>
-        </w:rPr>
-      </w:pPr>
-      <w:r>
-        <w:rPr>
-          <w:w w:val="105"/>
-        </w:rPr>
-        <w:t>Front-End:</w:t>
-      </w:r>
-      <w:r>
-        <w:rPr>
-          <w:spacing w:val="51"/>
-          <w:w w:val="105"/>
-        </w:rPr>
-        <w:t xml:space="preserve"> </w:t>
-      </w:r>
-      <w:r>
-        <w:rPr>
-          <w:b w:val="0"/>
-          <w:bCs w:val="0"/>
-          <w:w w:val="105"/>
-        </w:rPr>
-        <w:t xml:space="preserve">HTML, CSS, JavaScript, </w:t>
+      </w:pPr>
+      <w:r>
+        <w:rPr>
+          <w:w w:val="105"/>
+        </w:rPr>
+        <w:t xml:space="preserve">Languages: </w:t>
+      </w:r>
+      <w:r>
+        <w:rPr>
+          <w:b w:val="0"/>
+          <w:bCs w:val="0"/>
+        </w:rPr>
+        <w:t>JavaScript, Java, C, R</w:t>
       </w:r>
     </w:p>
     <w:p>
@@ -530,180 +646,258 @@
           <w:ilvl w:val="0"/>
           <w:numId w:val="7"/>
         </w:numPr>
-        <w:spacing w:before="37"/>
-      </w:pPr>
-      <w:r>
-        <w:rPr>
-          <w:noProof/>
-        </w:rPr>
-        <w:t>Other:</w:t>
-      </w:r>
-      <w:r>
-        <w:rPr>
-          <w:b w:val="0"/>
-          <w:bCs w:val="0"/>
-          <w:w w:val="105"/>
-        </w:rPr>
-        <w:t xml:space="preserve"> </w:t>
-      </w:r>
-      <w:r>
-        <w:rPr>
-          <w:b w:val="0"/>
-          <w:bCs w:val="0"/>
-          <w:w w:val="105"/>
-        </w:rPr>
-        <w:t>Java, C, R</w:t>
+        <w:spacing w:before="37" w:line="276" w:lineRule="auto"/>
+      </w:pPr>
+      <w:r>
+        <w:rPr>
+          <w:w w:val="105"/>
+        </w:rPr>
+        <w:t xml:space="preserve">Web: </w:t>
+      </w:r>
+      <w:r>
+        <w:rPr>
+          <w:b w:val="0"/>
+          <w:bCs w:val="0"/>
+        </w:rPr>
+        <w:t>HTML, CSS, Responsive Web Design, DOM Manipulation</w:t>
       </w:r>
     </w:p>
     <w:p>
       <w:pPr>
-        <w:pStyle w:val="ListParagraph"/>
+        <w:pStyle w:val="Heading1"/>
         <w:numPr>
           <w:ilvl w:val="0"/>
           <w:numId w:val="7"/>
         </w:numPr>
-        <w:spacing w:before="41"/>
-        <w:rPr>
-          <w:sz w:val="20"/>
-        </w:rPr>
-      </w:pPr>
-      <w:r>
-        <w:rPr>
-          <w:b/>
-          <w:spacing w:val="-2"/>
-          <w:w w:val="105"/>
-          <w:sz w:val="20"/>
-        </w:rPr>
-        <w:t>Design</w:t>
-      </w:r>
-      <w:r>
-        <w:rPr>
-          <w:b/>
-          <w:spacing w:val="-11"/>
-          <w:w w:val="105"/>
-          <w:sz w:val="20"/>
-        </w:rPr>
-        <w:t xml:space="preserve"> </w:t>
-      </w:r>
-      <w:r>
-        <w:rPr>
-          <w:b/>
-          <w:spacing w:val="-2"/>
-          <w:w w:val="105"/>
-          <w:sz w:val="20"/>
-        </w:rPr>
-        <w:t>and</w:t>
-      </w:r>
-      <w:r>
-        <w:rPr>
-          <w:b/>
-          <w:spacing w:val="-11"/>
-          <w:w w:val="105"/>
-          <w:sz w:val="20"/>
-        </w:rPr>
-        <w:t xml:space="preserve"> </w:t>
-      </w:r>
-      <w:r>
-        <w:rPr>
-          <w:b/>
-          <w:spacing w:val="-2"/>
-          <w:w w:val="105"/>
-          <w:sz w:val="20"/>
-        </w:rPr>
-        <w:t>Model</w:t>
-      </w:r>
-      <w:r>
-        <w:rPr>
-          <w:b/>
-          <w:spacing w:val="-2"/>
-          <w:w w:val="105"/>
-          <w:sz w:val="20"/>
-        </w:rPr>
-        <w:t>l</w:t>
-      </w:r>
-      <w:r>
-        <w:rPr>
-          <w:b/>
-          <w:spacing w:val="-2"/>
-          <w:w w:val="105"/>
-          <w:sz w:val="20"/>
-        </w:rPr>
-        <w:t>ing</w:t>
-      </w:r>
-      <w:r>
-        <w:rPr>
-          <w:b/>
-          <w:spacing w:val="-11"/>
-          <w:w w:val="105"/>
-          <w:sz w:val="20"/>
-        </w:rPr>
-        <w:t xml:space="preserve"> </w:t>
-      </w:r>
-      <w:r>
-        <w:rPr>
-          <w:b/>
-          <w:spacing w:val="-2"/>
-          <w:w w:val="105"/>
-          <w:sz w:val="20"/>
-        </w:rPr>
-        <w:t>Tools:</w:t>
-      </w:r>
-      <w:r>
-        <w:rPr>
-          <w:spacing w:val="-11"/>
-          <w:w w:val="105"/>
-          <w:sz w:val="20"/>
-        </w:rPr>
-        <w:t xml:space="preserve"> </w:t>
-      </w:r>
-      <w:r>
-        <w:rPr>
-          <w:w w:val="105"/>
-          <w:sz w:val="20"/>
-          <w:szCs w:val="20"/>
-        </w:rPr>
-        <w:t>Microsoft Office</w:t>
+        <w:spacing w:before="37" w:line="276" w:lineRule="auto"/>
+      </w:pPr>
+      <w:r>
+        <w:rPr>
+          <w:w w:val="105"/>
+        </w:rPr>
+        <w:t xml:space="preserve">Tools: </w:t>
+      </w:r>
+      <w:r>
+        <w:rPr>
+          <w:b w:val="0"/>
+          <w:bCs w:val="0"/>
+        </w:rPr>
+        <w:t>Git, GitHub</w:t>
       </w:r>
     </w:p>
     <w:p>
       <w:pPr>
-        <w:pStyle w:val="BodyText"/>
+        <w:pStyle w:val="Heading1"/>
         <w:numPr>
           <w:ilvl w:val="0"/>
           <w:numId w:val="7"/>
         </w:numPr>
-      </w:pPr>
-      <w:r>
-        <w:rPr>
-          <w:b/>
-          <w:w w:val="105"/>
-        </w:rPr>
-        <w:t>Certifications:</w:t>
-      </w:r>
-      <w:r>
-        <w:rPr>
-          <w:b/>
-          <w:spacing w:val="44"/>
-          <w:w w:val="105"/>
-        </w:rPr>
-        <w:t xml:space="preserve"> </w:t>
-      </w:r>
-      <w:r>
-        <w:rPr>
-          <w:w w:val="105"/>
-        </w:rPr>
-        <w:t>ECDL</w:t>
-      </w:r>
+        <w:spacing w:before="37" w:line="276" w:lineRule="auto"/>
+      </w:pPr>
+      <w:r>
+        <w:rPr>
+          <w:w w:val="105"/>
+        </w:rPr>
+        <w:t xml:space="preserve">Design &amp; Other: </w:t>
+      </w:r>
+      <w:r>
+        <w:rPr>
+          <w:b w:val="0"/>
+          <w:bCs w:val="0"/>
+        </w:rPr>
+        <w:t xml:space="preserve">UI/UX, Data </w:t>
+      </w:r>
+      <w:proofErr w:type="spellStart"/>
+      <w:r>
+        <w:rPr>
+          <w:b w:val="0"/>
+          <w:bCs w:val="0"/>
+        </w:rPr>
+        <w:t>Visualisation</w:t>
+      </w:r>
+      <w:proofErr w:type="spellEnd"/>
     </w:p>
     <w:p>
       <w:pPr>
         <w:pStyle w:val="Heading1"/>
         <w:spacing w:line="276" w:lineRule="auto"/>
-      </w:pPr>
-      <w:r>
         <w:rPr>
           <w:spacing w:val="-2"/>
         </w:rPr>
+      </w:pPr>
+      <w:r>
+        <w:rPr>
+          <w:spacing w:val="-2"/>
+        </w:rPr>
+        <w:t>PROJECTS</w:t>
+      </w:r>
+    </w:p>
+    <w:p>
+      <w:pPr>
+        <w:pStyle w:val="Heading1"/>
+        <w:spacing w:before="0" w:line="276" w:lineRule="auto"/>
+        <w:ind w:left="480"/>
+      </w:pPr>
+      <w:hyperlink r:id="rId7" w:history="1">
+        <w:r>
+          <w:rPr>
+            <w:rStyle w:val="Hyperlink"/>
+          </w:rPr>
+          <w:t>Insect Catch Game</w:t>
+        </w:r>
+      </w:hyperlink>
+      <w:r>
+        <w:t xml:space="preserve"> | HTML, CSS, JavaScript</w:t>
+      </w:r>
+    </w:p>
+    <w:p>
+      <w:pPr>
+        <w:pStyle w:val="Heading1"/>
+        <w:spacing w:before="0" w:line="276" w:lineRule="auto"/>
+        <w:ind w:left="480"/>
+        <w:jc w:val="both"/>
+        <w:rPr>
+          <w:b w:val="0"/>
+          <w:bCs w:val="0"/>
+        </w:rPr>
+      </w:pPr>
+      <w:r>
+        <w:rPr>
+          <w:b w:val="0"/>
+          <w:bCs w:val="0"/>
+        </w:rPr>
+        <w:t>Developed an interactive browser game in which insects multiply dynamically based on user interaction. Implemented DOM manipulation, event handling, real-time UI updates, timer functionality and score tracking to create an engaging user experience.</w:t>
+      </w:r>
+    </w:p>
+    <w:p>
+      <w:pPr>
+        <w:pStyle w:val="Heading1"/>
+        <w:spacing w:line="276" w:lineRule="auto"/>
+        <w:ind w:left="480"/>
+      </w:pPr>
+      <w:hyperlink r:id="rId8" w:history="1">
+        <w:r>
+          <w:rPr>
+            <w:rStyle w:val="Hyperlink"/>
+          </w:rPr>
+          <w:t>Water In</w:t>
+        </w:r>
+        <w:r>
+          <w:rPr>
+            <w:rStyle w:val="Hyperlink"/>
+          </w:rPr>
+          <w:t>t</w:t>
+        </w:r>
+        <w:r>
+          <w:rPr>
+            <w:rStyle w:val="Hyperlink"/>
+          </w:rPr>
+          <w:t>ake Tracker</w:t>
+        </w:r>
+      </w:hyperlink>
+      <w:r>
+        <w:t xml:space="preserve"> | HTML, CSS, JavaScript</w:t>
+      </w:r>
+    </w:p>
+    <w:p>
+      <w:pPr>
+        <w:pStyle w:val="Heading1"/>
+        <w:spacing w:before="0" w:line="276" w:lineRule="auto"/>
+        <w:ind w:left="480"/>
+        <w:jc w:val="both"/>
+        <w:rPr>
+          <w:b w:val="0"/>
+          <w:bCs w:val="0"/>
+        </w:rPr>
+      </w:pPr>
+      <w:r>
+        <w:rPr>
+          <w:b w:val="0"/>
+          <w:bCs w:val="0"/>
+        </w:rPr>
+        <w:t xml:space="preserve">Built an interactive water-tracking interface allowing users to record daily intake in 250ml increments. Used DOM manipulation and dynamic UI updates to </w:t>
+      </w:r>
+      <w:proofErr w:type="spellStart"/>
+      <w:r>
+        <w:rPr>
+          <w:b w:val="0"/>
+          <w:bCs w:val="0"/>
+        </w:rPr>
+        <w:t>visualise</w:t>
+      </w:r>
+      <w:proofErr w:type="spellEnd"/>
+      <w:r>
+        <w:rPr>
+          <w:b w:val="0"/>
+          <w:bCs w:val="0"/>
+        </w:rPr>
+        <w:t xml:space="preserve"> progress through a 2L container and calculate completion percentage and remaining intake in real time.</w:t>
+      </w:r>
+      <w:r>
+        <w:rPr>
+          <w:b w:val="0"/>
+          <w:bCs w:val="0"/>
+        </w:rPr>
+        <w:t xml:space="preserve">                                                     </w:t>
+      </w:r>
+      <w:r>
+        <w:t>Additional projects</w:t>
+      </w:r>
+      <w:r>
+        <w:rPr>
+          <w:szCs w:val="22"/>
+        </w:rPr>
+        <w:t xml:space="preserve"> available on my GitHub </w:t>
+      </w:r>
+      <w:hyperlink r:id="rId9" w:history="1">
+        <w:r>
+          <w:rPr>
+            <w:rStyle w:val="Hyperlink"/>
+            <w:szCs w:val="22"/>
+          </w:rPr>
+          <w:t>Portf</w:t>
+        </w:r>
+        <w:r>
+          <w:rPr>
+            <w:rStyle w:val="Hyperlink"/>
+            <w:szCs w:val="22"/>
+          </w:rPr>
+          <w:t>o</w:t>
+        </w:r>
+        <w:r>
+          <w:rPr>
+            <w:rStyle w:val="Hyperlink"/>
+            <w:szCs w:val="22"/>
+          </w:rPr>
+          <w:t>l</w:t>
+        </w:r>
+        <w:r>
+          <w:rPr>
+            <w:rStyle w:val="Hyperlink"/>
+            <w:szCs w:val="22"/>
+          </w:rPr>
+          <w:t>io</w:t>
+        </w:r>
+      </w:hyperlink>
+    </w:p>
+    <w:p>
+      <w:pPr>
+        <w:pStyle w:val="Heading1"/>
+        <w:spacing w:line="276" w:lineRule="auto"/>
+        <w:rPr>
+          <w:spacing w:val="-2"/>
+        </w:rPr>
+      </w:pPr>
+      <w:r>
+        <w:rPr>
+          <w:spacing w:val="-2"/>
+        </w:rPr>
+        <w:t xml:space="preserve">TECHNICAL </w:t>
+      </w:r>
+      <w:r>
+        <w:rPr>
+          <w:spacing w:val="-2"/>
+        </w:rPr>
         <w:t>EXPERIENCE</w:t>
       </w:r>
       <w:r>
@@ -711,6 +905,229 @@
           <w:spacing w:val="-2"/>
         </w:rPr>
         <w:t xml:space="preserve"> </w:t>
+      </w:r>
+    </w:p>
+    <w:p>
+      <w:pPr>
+        <w:tabs>
+          <w:tab w:val="left" w:pos="8846"/>
+        </w:tabs>
+        <w:ind w:left="480"/>
+        <w:rPr>
+          <w:rFonts w:ascii="Arial" w:eastAsia="Arial" w:hAnsi="Arial" w:cs="Arial"/>
+          <w:b/>
+          <w:bCs/>
+          <w:sz w:val="20"/>
+          <w:szCs w:val="20"/>
+          <w:lang w:val="en-US" w:eastAsia="en-US"/>
+        </w:rPr>
+      </w:pPr>
+      <w:r>
+        <w:rPr>
+          <w:rFonts w:ascii="Arial" w:eastAsia="Arial" w:hAnsi="Arial" w:cs="Arial"/>
+          <w:b/>
+          <w:bCs/>
+          <w:sz w:val="20"/>
+          <w:szCs w:val="20"/>
+          <w:lang w:val="en-US" w:eastAsia="en-US"/>
+        </w:rPr>
+        <w:t xml:space="preserve">EVM Bootcamp, Encode Club                                                           </w:t>
+      </w:r>
+      <w:r>
+        <w:rPr>
+          <w:rFonts w:ascii="Arial" w:eastAsia="Arial" w:hAnsi="Arial" w:cs="Arial"/>
+          <w:b/>
+          <w:bCs/>
+          <w:sz w:val="20"/>
+          <w:szCs w:val="20"/>
+          <w:lang w:val="en-US" w:eastAsia="en-US"/>
+        </w:rPr>
+        <w:t xml:space="preserve">      </w:t>
+      </w:r>
+      <w:r>
+        <w:rPr>
+          <w:rFonts w:ascii="Arial" w:eastAsia="Arial" w:hAnsi="Arial" w:cs="Arial"/>
+          <w:b/>
+          <w:bCs/>
+          <w:sz w:val="20"/>
+          <w:szCs w:val="20"/>
+          <w:lang w:val="en-US" w:eastAsia="en-US"/>
+        </w:rPr>
+        <w:t xml:space="preserve">                                 March 2025 – April 2025</w:t>
+      </w:r>
+    </w:p>
+    <w:p>
+      <w:pPr>
+        <w:pStyle w:val="ListParagraph"/>
+        <w:numPr>
+          <w:ilvl w:val="0"/>
+          <w:numId w:val="10"/>
+        </w:numPr>
+        <w:tabs>
+          <w:tab w:val="left" w:pos="8846"/>
+        </w:tabs>
+        <w:jc w:val="both"/>
+        <w:rPr>
+          <w:b/>
+          <w:bCs/>
+          <w:sz w:val="20"/>
+          <w:szCs w:val="20"/>
+        </w:rPr>
+      </w:pPr>
+      <w:r>
+        <w:rPr>
+          <w:w w:val="105"/>
+          <w:sz w:val="20"/>
+          <w:szCs w:val="20"/>
+        </w:rPr>
+        <w:t xml:space="preserve">Developed the </w:t>
+      </w:r>
+      <w:r>
+        <w:rPr>
+          <w:b/>
+          <w:bCs/>
+          <w:w w:val="105"/>
+          <w:sz w:val="20"/>
+          <w:szCs w:val="20"/>
+        </w:rPr>
+        <w:t>UI/UX and front end</w:t>
+      </w:r>
+      <w:r>
+        <w:rPr>
+          <w:w w:val="105"/>
+          <w:sz w:val="20"/>
+          <w:szCs w:val="20"/>
+        </w:rPr>
+        <w:t xml:space="preserve"> of a token-gated content platform using </w:t>
+      </w:r>
+      <w:r>
+        <w:rPr>
+          <w:b/>
+          <w:bCs/>
+          <w:w w:val="105"/>
+          <w:sz w:val="20"/>
+          <w:szCs w:val="20"/>
+        </w:rPr>
+        <w:t>HTML, CSS and JavaScript</w:t>
+      </w:r>
+      <w:r>
+        <w:rPr>
+          <w:w w:val="105"/>
+          <w:sz w:val="20"/>
+          <w:szCs w:val="20"/>
+        </w:rPr>
+        <w:t xml:space="preserve"> as part of a collaborative graduation project. </w:t>
+      </w:r>
+    </w:p>
+    <w:p>
+      <w:pPr>
+        <w:pStyle w:val="ListParagraph"/>
+        <w:numPr>
+          <w:ilvl w:val="0"/>
+          <w:numId w:val="10"/>
+        </w:numPr>
+        <w:tabs>
+          <w:tab w:val="left" w:pos="8846"/>
+        </w:tabs>
+        <w:jc w:val="both"/>
+        <w:rPr>
+          <w:w w:val="105"/>
+          <w:sz w:val="20"/>
+          <w:szCs w:val="20"/>
+        </w:rPr>
+      </w:pPr>
+      <w:r>
+        <w:rPr>
+          <w:w w:val="105"/>
+          <w:sz w:val="20"/>
+          <w:szCs w:val="20"/>
+        </w:rPr>
+        <w:t xml:space="preserve">Worked with team members responsible for the </w:t>
+      </w:r>
+      <w:r>
+        <w:rPr>
+          <w:b/>
+          <w:bCs/>
+          <w:w w:val="105"/>
+          <w:sz w:val="20"/>
+          <w:szCs w:val="20"/>
+        </w:rPr>
+        <w:t>smart-contract development</w:t>
+      </w:r>
+      <w:r>
+        <w:rPr>
+          <w:w w:val="105"/>
+          <w:sz w:val="20"/>
+          <w:szCs w:val="20"/>
+        </w:rPr>
+        <w:t xml:space="preserve"> to integrate the front end with the application's blockchain functionality. </w:t>
+      </w:r>
+    </w:p>
+    <w:p>
+      <w:pPr>
+        <w:pStyle w:val="ListParagraph"/>
+        <w:numPr>
+          <w:ilvl w:val="0"/>
+          <w:numId w:val="10"/>
+        </w:numPr>
+        <w:tabs>
+          <w:tab w:val="left" w:pos="8846"/>
+        </w:tabs>
+        <w:spacing w:after="240"/>
+        <w:jc w:val="both"/>
+        <w:rPr>
+          <w:w w:val="105"/>
+          <w:sz w:val="20"/>
+          <w:szCs w:val="20"/>
+        </w:rPr>
+      </w:pPr>
+      <w:r>
+        <w:rPr>
+          <w:w w:val="105"/>
+          <w:sz w:val="20"/>
+          <w:szCs w:val="20"/>
+        </w:rPr>
+        <w:t>Strengthened my collaborative development, problem-solving and communication skills while delivering the project within a tight deadline.</w:t>
+      </w:r>
+    </w:p>
+    <w:p>
+      <w:pPr>
+        <w:pStyle w:val="Heading1"/>
+        <w:tabs>
+          <w:tab w:val="left" w:pos="8846"/>
+        </w:tabs>
+        <w:spacing w:before="37" w:line="276" w:lineRule="auto"/>
+        <w:ind w:left="480"/>
+      </w:pPr>
+      <w:r>
+        <w:t xml:space="preserve">Blockchain Hackathon, Encode Club                                                          </w:t>
+      </w:r>
+      <w:r>
+        <w:t xml:space="preserve">       </w:t>
+      </w:r>
+      <w:r>
+        <w:t xml:space="preserve">         </w:t>
+      </w:r>
+      <w:r>
+        <w:t>December</w:t>
+      </w:r>
+      <w:r>
+        <w:t xml:space="preserve"> 20</w:t>
+      </w:r>
+      <w:r>
+        <w:t>24</w:t>
+      </w:r>
+      <w:r>
+        <w:t xml:space="preserve"> – </w:t>
+      </w:r>
+      <w:r>
+        <w:t>January</w:t>
+      </w:r>
+      <w:r>
+        <w:t xml:space="preserve"> 20</w:t>
+      </w:r>
+      <w:r>
+        <w:t>25</w:t>
       </w:r>
     </w:p>
     <w:p>
@@ -718,36 +1135,39 @@
         <w:pStyle w:val="Heading1"/>
         <w:numPr>
           <w:ilvl w:val="0"/>
-          <w:numId w:val="3"/>
+          <w:numId w:val="12"/>
         </w:numPr>
         <w:tabs>
           <w:tab w:val="left" w:pos="8846"/>
         </w:tabs>
         <w:spacing w:before="37" w:line="276" w:lineRule="auto"/>
-      </w:pPr>
-      <w:r>
-        <w:t xml:space="preserve">Blockchain Hackathon, Encode Club                                                                   </w:t>
-      </w:r>
-      <w:r>
-        <w:t>December</w:t>
-      </w:r>
-      <w:r>
-        <w:t xml:space="preserve"> 20</w:t>
-      </w:r>
-      <w:r>
-        <w:t>24</w:t>
-      </w:r>
-      <w:r>
-        <w:t xml:space="preserve"> – </w:t>
-      </w:r>
-      <w:r>
-        <w:t>January</w:t>
-      </w:r>
-      <w:r>
-        <w:t xml:space="preserve"> 20</w:t>
-      </w:r>
-      <w:r>
-        <w:t>25</w:t>
+        <w:jc w:val="both"/>
+      </w:pPr>
+      <w:r>
+        <w:rPr>
+          <w:b w:val="0"/>
+          <w:bCs w:val="0"/>
+          <w:w w:val="105"/>
+        </w:rPr>
+        <w:t xml:space="preserve">Collaborated in a team of 4 to develop a blockchain-based </w:t>
+      </w:r>
+      <w:proofErr w:type="spellStart"/>
+      <w:r>
+        <w:rPr>
+          <w:b w:val="0"/>
+          <w:bCs w:val="0"/>
+          <w:w w:val="105"/>
+        </w:rPr>
+        <w:t>dApp</w:t>
+      </w:r>
+      <w:proofErr w:type="spellEnd"/>
+      <w:r>
+        <w:rPr>
+          <w:b w:val="0"/>
+          <w:bCs w:val="0"/>
+          <w:w w:val="105"/>
+        </w:rPr>
+        <w:t>, ensuring seamless integration between front-end and smart contract functionality.</w:t>
       </w:r>
     </w:p>
     <w:p>
@@ -755,25 +1175,45 @@
         <w:pStyle w:val="Heading1"/>
         <w:numPr>
           <w:ilvl w:val="0"/>
-          <w:numId w:val="4"/>
+          <w:numId w:val="12"/>
         </w:numPr>
         <w:tabs>
           <w:tab w:val="left" w:pos="8846"/>
         </w:tabs>
         <w:spacing w:before="37" w:line="276" w:lineRule="auto"/>
-        <w:rPr>
-          <w:b w:val="0"/>
-          <w:bCs w:val="0"/>
-          <w:w w:val="105"/>
-        </w:rPr>
-      </w:pPr>
-      <w:r>
-        <w:rPr>
-          <w:b w:val="0"/>
-          <w:bCs w:val="0"/>
-          <w:w w:val="105"/>
-        </w:rPr>
-        <w:t>Collaborated in a team of 4 to develop a blockchain-based d-App, ensuring seamless integration between front-end and smart contract functionality.</w:t>
+        <w:jc w:val="both"/>
+      </w:pPr>
+      <w:r>
+        <w:rPr>
+          <w:b w:val="0"/>
+          <w:bCs w:val="0"/>
+          <w:w w:val="105"/>
+        </w:rPr>
+        <w:t>Delivered</w:t>
+      </w:r>
+      <w:r>
+        <w:rPr>
+          <w:b w:val="0"/>
+          <w:bCs w:val="0"/>
+          <w:w w:val="105"/>
+        </w:rPr>
+        <w:t xml:space="preserve"> UI/UX tasks ahead of schedule</w:t>
+      </w:r>
+      <w:r>
+        <w:rPr>
+          <w:b w:val="0"/>
+          <w:bCs w:val="0"/>
+          <w:w w:val="105"/>
+        </w:rPr>
+        <w:t>,</w:t>
+      </w:r>
+      <w:r>
+        <w:rPr>
+          <w:b w:val="0"/>
+          <w:bCs w:val="0"/>
+          <w:w w:val="105"/>
+        </w:rPr>
+        <w:t xml:space="preserve"> improving development workflow and enabling support for back-end issue resolution.</w:t>
       </w:r>
     </w:p>
     <w:p>
@@ -781,67 +1221,13 @@
         <w:pStyle w:val="Heading1"/>
         <w:numPr>
           <w:ilvl w:val="0"/>
-          <w:numId w:val="4"/>
+          <w:numId w:val="12"/>
         </w:numPr>
         <w:tabs>
           <w:tab w:val="left" w:pos="8846"/>
         </w:tabs>
-        <w:spacing w:before="37" w:line="276" w:lineRule="auto"/>
-        <w:rPr>
-          <w:b w:val="0"/>
-          <w:bCs w:val="0"/>
-          <w:w w:val="105"/>
-        </w:rPr>
-      </w:pPr>
-      <w:r>
-        <w:rPr>
-          <w:b w:val="0"/>
-          <w:bCs w:val="0"/>
-          <w:w w:val="105"/>
-        </w:rPr>
-        <w:t>Delivered</w:t>
-      </w:r>
-      <w:r>
-        <w:rPr>
-          <w:b w:val="0"/>
-          <w:bCs w:val="0"/>
-          <w:w w:val="105"/>
-        </w:rPr>
-        <w:t xml:space="preserve"> UI/UX tasks ahead of schedule</w:t>
-      </w:r>
-      <w:r>
-        <w:rPr>
-          <w:b w:val="0"/>
-          <w:bCs w:val="0"/>
-          <w:w w:val="105"/>
-        </w:rPr>
-        <w:t>,</w:t>
-      </w:r>
-      <w:r>
-        <w:rPr>
-          <w:b w:val="0"/>
-          <w:bCs w:val="0"/>
-          <w:w w:val="105"/>
-        </w:rPr>
-        <w:t xml:space="preserve"> improving development workflow and enabling support for back-end issue resolution.</w:t>
-      </w:r>
-    </w:p>
-    <w:p>
-      <w:pPr>
-        <w:pStyle w:val="Heading1"/>
-        <w:numPr>
-          <w:ilvl w:val="0"/>
-          <w:numId w:val="4"/>
-        </w:numPr>
-        <w:tabs>
-          <w:tab w:val="left" w:pos="8846"/>
-        </w:tabs>
-        <w:spacing w:before="37" w:line="276" w:lineRule="auto"/>
-        <w:rPr>
-          <w:b w:val="0"/>
-          <w:bCs w:val="0"/>
-          <w:w w:val="105"/>
-        </w:rPr>
+        <w:spacing w:before="37" w:after="240" w:line="276" w:lineRule="auto"/>
+        <w:jc w:val="both"/>
       </w:pPr>
       <w:r>
         <w:rPr>
@@ -883,306 +1269,6 @@
         </w:rPr>
         <w:t xml:space="preserve"> and challenges in a high-pressure, time-limited environment.</w:t>
       </w:r>
-    </w:p>
-    <w:p>
-      <w:pPr>
-        <w:pStyle w:val="ListParagraph"/>
-        <w:numPr>
-          <w:ilvl w:val="0"/>
-          <w:numId w:val="3"/>
-        </w:numPr>
-        <w:tabs>
-          <w:tab w:val="left" w:pos="8846"/>
-        </w:tabs>
-        <w:spacing w:before="177"/>
-        <w:rPr>
-          <w:sz w:val="20"/>
-        </w:rPr>
-      </w:pPr>
-      <w:r>
-        <w:rPr>
-          <w:b/>
-          <w:sz w:val="20"/>
-        </w:rPr>
-        <w:t xml:space="preserve">EVM Bootcamp, Encode Club                                                                                            </w:t>
-      </w:r>
-      <w:r>
-        <w:rPr>
-          <w:b/>
-          <w:bCs/>
-          <w:sz w:val="20"/>
-          <w:szCs w:val="20"/>
-        </w:rPr>
-        <w:t>Ma</w:t>
-      </w:r>
-      <w:r>
-        <w:rPr>
-          <w:b/>
-          <w:bCs/>
-          <w:sz w:val="20"/>
-          <w:szCs w:val="20"/>
-        </w:rPr>
-        <w:t>rch</w:t>
-      </w:r>
-      <w:r>
-        <w:rPr>
-          <w:b/>
-          <w:bCs/>
-          <w:sz w:val="20"/>
-          <w:szCs w:val="20"/>
-        </w:rPr>
-        <w:t xml:space="preserve"> 20</w:t>
-      </w:r>
-      <w:r>
-        <w:rPr>
-          <w:b/>
-          <w:bCs/>
-          <w:sz w:val="20"/>
-          <w:szCs w:val="20"/>
-        </w:rPr>
-        <w:t>25</w:t>
-      </w:r>
-      <w:r>
-        <w:rPr>
-          <w:b/>
-          <w:bCs/>
-          <w:sz w:val="20"/>
-          <w:szCs w:val="20"/>
-        </w:rPr>
-        <w:t xml:space="preserve"> – A</w:t>
-      </w:r>
-      <w:r>
-        <w:rPr>
-          <w:b/>
-          <w:bCs/>
-          <w:sz w:val="20"/>
-          <w:szCs w:val="20"/>
-        </w:rPr>
-        <w:t>pril</w:t>
-      </w:r>
-      <w:r>
-        <w:rPr>
-          <w:b/>
-          <w:bCs/>
-          <w:sz w:val="20"/>
-          <w:szCs w:val="20"/>
-        </w:rPr>
-        <w:t xml:space="preserve"> 20</w:t>
-      </w:r>
-      <w:r>
-        <w:rPr>
-          <w:b/>
-          <w:bCs/>
-          <w:sz w:val="20"/>
-          <w:szCs w:val="20"/>
-        </w:rPr>
-        <w:t>25</w:t>
-      </w:r>
-    </w:p>
-    <w:p>
-      <w:pPr>
-        <w:pStyle w:val="ListParagraph"/>
-        <w:numPr>
-          <w:ilvl w:val="0"/>
-          <w:numId w:val="5"/>
-        </w:numPr>
-        <w:tabs>
-          <w:tab w:val="left" w:pos="598"/>
-        </w:tabs>
-        <w:spacing w:before="73"/>
-        <w:rPr>
-          <w:sz w:val="20"/>
-        </w:rPr>
-      </w:pPr>
-      <w:r>
-        <w:rPr>
-          <w:sz w:val="20"/>
-        </w:rPr>
-        <w:t xml:space="preserve">Completed an intensive Bootcamp, </w:t>
-      </w:r>
-      <w:r>
-        <w:rPr>
-          <w:sz w:val="20"/>
-        </w:rPr>
-        <w:t>developing the front-end of a token-gated content platform as a graduation project, ensuring seamless interaction with smart contracts, while applying responsive UI/UX principles.</w:t>
-      </w:r>
-    </w:p>
-    <w:p>
-      <w:pPr>
-        <w:pStyle w:val="ListParagraph"/>
-        <w:numPr>
-          <w:ilvl w:val="0"/>
-          <w:numId w:val="5"/>
-        </w:numPr>
-        <w:tabs>
-          <w:tab w:val="left" w:pos="598"/>
-        </w:tabs>
-        <w:spacing w:before="73"/>
-        <w:rPr>
-          <w:sz w:val="20"/>
-        </w:rPr>
-      </w:pPr>
-      <w:r>
-        <w:rPr>
-          <w:sz w:val="20"/>
-        </w:rPr>
-        <w:t>Strengthened skills in teamwork, problem-solving, and delivering projects under tight deadlines in a collaborative environment.</w:t>
-      </w:r>
-    </w:p>
-    <w:p>
-      <w:pPr>
-        <w:pStyle w:val="Heading1"/>
-        <w:spacing w:line="276" w:lineRule="auto"/>
-      </w:pPr>
-      <w:r>
-        <w:rPr>
-          <w:spacing w:val="-2"/>
-        </w:rPr>
-        <w:t>PROJECTS</w:t>
-      </w:r>
-    </w:p>
-    <w:p>
-      <w:pPr>
-        <w:pStyle w:val="Heading1"/>
-        <w:numPr>
-          <w:ilvl w:val="0"/>
-          <w:numId w:val="2"/>
-        </w:numPr>
-        <w:tabs>
-          <w:tab w:val="left" w:pos="8726"/>
-        </w:tabs>
-        <w:spacing w:before="38" w:line="276" w:lineRule="auto"/>
-        <w:rPr>
-          <w:b w:val="0"/>
-          <w:bCs w:val="0"/>
-          <w:szCs w:val="22"/>
-        </w:rPr>
-      </w:pPr>
-      <w:r>
-        <w:t xml:space="preserve">Insect Catch Game                                                   </w:t>
-      </w:r>
-      <w:r>
-        <w:t xml:space="preserve"> </w:t>
-      </w:r>
-      <w:r>
-        <w:t xml:space="preserve">         </w:t>
-      </w:r>
-      <w:r>
-        <w:rPr>
-          <w:b w:val="0"/>
-          <w:bCs w:val="0"/>
-          <w:szCs w:val="22"/>
-        </w:rPr>
-        <w:br/>
-        <w:t xml:space="preserve">Developed a dynamic game </w:t>
-      </w:r>
-      <w:proofErr w:type="gramStart"/>
-      <w:r>
-        <w:rPr>
-          <w:b w:val="0"/>
-          <w:bCs w:val="0"/>
-          <w:szCs w:val="22"/>
-        </w:rPr>
-        <w:t>where</w:t>
-      </w:r>
-      <w:proofErr w:type="gramEnd"/>
-      <w:r>
-        <w:rPr>
-          <w:b w:val="0"/>
-          <w:bCs w:val="0"/>
-          <w:szCs w:val="22"/>
-        </w:rPr>
-        <w:t xml:space="preserve"> insects multiply exponentially upon user interaction, creating an intentionally unwinnable gameplay experience. Implemented DOM manipulation, event handling, and real-time UI updates, along with a timer and score tracking system to enhance interactivity and user engagement.</w:t>
-      </w:r>
-    </w:p>
-    <w:p>
-      <w:pPr>
-        <w:pStyle w:val="Heading1"/>
-        <w:numPr>
-          <w:ilvl w:val="0"/>
-          <w:numId w:val="2"/>
-        </w:numPr>
-        <w:tabs>
-          <w:tab w:val="left" w:pos="8726"/>
-        </w:tabs>
-        <w:spacing w:before="38"/>
-        <w:rPr>
-          <w:b w:val="0"/>
-          <w:bCs w:val="0"/>
-          <w:szCs w:val="22"/>
-        </w:rPr>
-      </w:pPr>
-      <w:r>
-        <w:t>Water Intake Tracker</w:t>
-      </w:r>
-      <w:r>
-        <w:t xml:space="preserve"> </w:t>
-      </w:r>
-      <w:r>
-        <w:br/>
-      </w:r>
-      <w:r>
-        <w:rPr>
-          <w:b w:val="0"/>
-          <w:bCs w:val="0"/>
-          <w:szCs w:val="22"/>
-        </w:rPr>
-        <w:t>Developed a user interface allowing users to track daily water intake by selecting from multiple 250ml units. Implemented dynamic DOM updates to visually represent progress through a 2L container, including percentage completion and remaining volume in real time.</w:t>
-      </w:r>
-    </w:p>
-    <w:p>
-      <w:pPr>
-        <w:pStyle w:val="Heading1"/>
-        <w:numPr>
-          <w:ilvl w:val="0"/>
-          <w:numId w:val="2"/>
-        </w:numPr>
-        <w:tabs>
-          <w:tab w:val="left" w:pos="8726"/>
-        </w:tabs>
-        <w:spacing w:before="38"/>
-        <w:rPr>
-          <w:b w:val="0"/>
-          <w:bCs w:val="0"/>
-          <w:szCs w:val="22"/>
-        </w:rPr>
-      </w:pPr>
-      <w:r>
-        <w:rPr>
-          <w:b w:val="0"/>
-          <w:bCs w:val="0"/>
-          <w:szCs w:val="22"/>
-        </w:rPr>
-        <w:t xml:space="preserve">Additional projects available on my GitHub </w:t>
-      </w:r>
-      <w:hyperlink r:id="rId7" w:history="1">
-        <w:r>
-          <w:rPr>
-            <w:rStyle w:val="Hyperlink"/>
-            <w:b w:val="0"/>
-            <w:bCs w:val="0"/>
-            <w:szCs w:val="22"/>
-          </w:rPr>
-          <w:t>portfolio</w:t>
-        </w:r>
-      </w:hyperlink>
-      <w:r>
-        <w:rPr>
-          <w:b w:val="0"/>
-          <w:bCs w:val="0"/>
-          <w:szCs w:val="22"/>
-        </w:rPr>
-        <w:t>.</w:t>
-      </w:r>
-    </w:p>
-    <w:p>
-      <w:pPr>
-        <w:pStyle w:val="Heading1"/>
-        <w:tabs>
-          <w:tab w:val="left" w:pos="8726"/>
-        </w:tabs>
-        <w:spacing w:before="38"/>
-      </w:pPr>
     </w:p>
     <w:p>
       <w:pPr>
@@ -1191,7 +1277,13 @@
         <w:ind w:left="119"/>
       </w:pPr>
       <w:r>
-        <w:t xml:space="preserve">OTHER WORK EXPERIENCE </w:t>
+        <w:t>ADDITIONAL</w:t>
+      </w:r>
+      <w:r>
+        <w:t xml:space="preserve"> EXPERIENCE </w:t>
+      </w:r>
+      <w:r>
+        <w:t>&amp; ACTIVITIES</w:t>
       </w:r>
     </w:p>
     <w:p>
@@ -1378,6 +1470,7 @@
         <w:tabs>
           <w:tab w:val="left" w:pos="598"/>
         </w:tabs>
+        <w:jc w:val="both"/>
       </w:pPr>
       <w:r>
         <w:rPr>
@@ -1410,6 +1503,7 @@
         <w:tabs>
           <w:tab w:val="left" w:pos="598"/>
         </w:tabs>
+        <w:jc w:val="both"/>
       </w:pPr>
       <w:r>
         <w:rPr>
@@ -1442,6 +1536,7 @@
         <w:tabs>
           <w:tab w:val="left" w:pos="598"/>
         </w:tabs>
+        <w:jc w:val="both"/>
       </w:pPr>
       <w:r>
         <w:rPr>
@@ -1460,19 +1555,6 @@
           <w:sz w:val="20"/>
         </w:rPr>
         <w:t>-solving skills in a high-pressure environment.</w:t>
-      </w:r>
-    </w:p>
-    <w:p>
-      <w:pPr>
-        <w:pStyle w:val="Heading1"/>
-        <w:spacing w:line="276" w:lineRule="auto"/>
-      </w:pPr>
-      <w:r>
-        <w:rPr>
-          <w:spacing w:val="-2"/>
-          <w:w w:val="105"/>
-        </w:rPr>
-        <w:t>ACTIVITIES</w:t>
       </w:r>
     </w:p>
     <w:p>
@@ -1487,28 +1569,35 @@
         </w:tabs>
         <w:spacing w:before="37" w:line="276" w:lineRule="auto"/>
         <w:ind w:right="117"/>
+        <w:jc w:val="both"/>
         <w:rPr>
           <w:spacing w:val="-14"/>
           <w:w w:val="105"/>
         </w:rPr>
       </w:pPr>
-      <w:proofErr w:type="spellStart"/>
       <w:r>
         <w:rPr>
           <w:b w:val="0"/>
           <w:bCs w:val="0"/>
           <w:szCs w:val="22"/>
         </w:rPr>
-        <w:t>UoS</w:t>
-      </w:r>
-      <w:proofErr w:type="spellEnd"/>
+        <w:t xml:space="preserve">TechVision Society </w:t>
+      </w:r>
       <w:r>
         <w:rPr>
           <w:b w:val="0"/>
           <w:bCs w:val="0"/>
           <w:szCs w:val="22"/>
         </w:rPr>
-        <w:t xml:space="preserve"> TechVision Society Member</w:t>
+        <w:t xml:space="preserve">- </w:t>
+      </w:r>
+      <w:r>
+        <w:rPr>
+          <w:b w:val="0"/>
+          <w:bCs w:val="0"/>
+          <w:szCs w:val="22"/>
+        </w:rPr>
+        <w:t>Member</w:t>
       </w:r>
       <w:r>
         <w:t xml:space="preserve">                                                                                                        </w:t>
@@ -1526,13 +1615,8 @@
         </w:tabs>
         <w:spacing w:before="37" w:line="283" w:lineRule="auto"/>
         <w:ind w:right="117"/>
-      </w:pPr>
-      <w:r>
-        <w:rPr>
-          <w:noProof/>
-        </w:rPr>
-        <w:t xml:space="preserve">Volunteering: </w:t>
-      </w:r>
+        <w:jc w:val="both"/>
+      </w:pPr>
       <w:r>
         <w:rPr>
           <w:b w:val="0"/>
@@ -1547,7 +1631,23 @@
           <w:bCs w:val="0"/>
           <w:szCs w:val="22"/>
         </w:rPr>
-        <w:t>, Erasmus+</w:t>
+        <w:t xml:space="preserve"> &amp;</w:t>
+      </w:r>
+      <w:r>
+        <w:rPr>
+          <w:b w:val="0"/>
+          <w:bCs w:val="0"/>
+          <w:szCs w:val="22"/>
+        </w:rPr>
+        <w:t xml:space="preserve"> Erasmus+</w:t>
+      </w:r>
+      <w:r>
+        <w:rPr>
+          <w:b w:val="0"/>
+          <w:bCs w:val="0"/>
+          <w:szCs w:val="22"/>
+        </w:rPr>
+        <w:t xml:space="preserve"> - Volunteer</w:t>
       </w:r>
     </w:p>
     <w:sectPr>
@@ -1563,6 +1663,119 @@
 <file path=word/numbering.xml><?xml version="1.0" encoding="utf-8"?>
 <w:numbering xmlns:wpc="http://schemas.microsoft.com/office/word/2010/wordprocessingCanvas" xmlns:cx="http://schemas.microsoft.com/office/drawing/2014/chartex" xmlns:cx1="http://schemas.microsoft.com/office/drawing/2015/9/8/chartex" xmlns:cx2="http://schemas.microsoft.com/office/drawing/2015/10/21/chartex" xmlns:cx3="http://schemas.microsoft.com/office/drawing/2016/5/9/chartex" xmlns:cx4="http://schemas.microsoft.com/office/drawing/2016/5/10/chartex" xmlns:cx5="http://schemas.microsoft.com/office/drawing/2016/5/11/chartex" xmlns:cx6="http://schemas.microsoft.com/office/drawing/2016/5/12/chartex" xmlns:cx7="http://schemas.microsoft.com/office/drawing/2016/5/13/chartex" xmlns:cx8="http://schemas.microsoft.com/office/drawing/2016/5/14/chartex" xmlns:mc="http://schemas.openxmlformats.org/markup-compatibility/2006" xmlns:aink="http://schemas.microsoft.com/office/drawing/2016/ink" xmlns:am3d="http://schemas.microsoft.com/office/drawing/2017/model3d" xmlns:o="urn:schemas-microsoft-com:office:office" xmlns:oel="http://schemas.microsoft.com/office/2019/extlst" xmlns:r="http://schemas.openxmlformats.org/officeDocument/2006/relationships" xmlns:m="http://schemas.openxmlformats.org/officeDocument/2006/math" xmlns:v="urn:schemas-microsoft-com:vml" xmlns:wp14="http://schemas.microsoft.com/office/word/2010/wordprocessingDrawing" xmlns:wp="http://schemas.openxmlformats.org/drawingml/2006/wordprocessingDrawing" xmlns:w10="urn:schemas-microsoft-com:office:word" xmlns:w="http://schemas.openxmlformats.org/wordprocessingml/2006/main" xmlns:w14="http://schemas.microsoft.com/office/word/2010/wordml" xmlns:w15="http://schemas.microsoft.com/office/word/2012/wordml" xmlns:w16cex="http://schemas.microsoft.com/office/word/2018/wordml/cex" xmlns:w16cid="http://schemas.microsoft.com/office/word/2016/wordml/cid" xmlns:w16="http://schemas.microsoft.com/office/word/2018/wordml" xmlns:w16du="http://schemas.microsoft.com/office/word/2023/wordml/word16du" xmlns:w16sdtdh="http://schemas.microsoft.com/office/word/2020/wordml/sdtdatahash" xmlns:w16sdtfl="http://schemas.microsoft.com/office/word/2024/wordml/sdtformatlock" xmlns:w16se="http://schemas.microsoft.com/office/word/2015/wordml/symex" xmlns:wpg="http://schemas.microsoft.com/office/word/2010/wordprocessingGroup" xmlns:wpi="http://schemas.microsoft.com/office/word/2010/wordprocessingInk" xmlns:wne="http://schemas.microsoft.com/office/word/2006/wordml" xmlns:wps="http://schemas.microsoft.com/office/word/2010/wordprocessingShape" mc:Ignorable="w14 w15 w16se w16cid w16 w16cex w16sdtdh w16sdtfl w16du wp14">
   <w:abstractNum w:abstractNumId="0" w15:restartNumberingAfterBreak="0">
+    <w:nsid w:val="0B4D2872"/>
+    <w:multiLevelType w:val="hybridMultilevel"/>
+    <w:tmpl w:val="8D927FD2"/>
+    <w:lvl w:ilvl="0" w:tplc="08090003">
+      <w:start w:val="1"/>
+      <w:numFmt w:val="bullet"/>
+      <w:lvlText w:val="o"/>
+      <w:lvlJc w:val="left"/>
+      <w:pPr>
+        <w:ind w:left="840" w:hanging="360"/>
+      </w:pPr>
+      <w:rPr>
+        <w:rFonts w:ascii="Courier New" w:hAnsi="Courier New" w:cs="Courier New" w:hint="default"/>
+      </w:rPr>
+    </w:lvl>
+    <w:lvl w:ilvl="1" w:tplc="08090003" w:tentative="1">
+      <w:start w:val="1"/>
+      <w:numFmt w:val="bullet"/>
+      <w:lvlText w:val="o"/>
+      <w:lvlJc w:val="left"/>
+      <w:pPr>
+        <w:ind w:left="1560" w:hanging="360"/>
+      </w:pPr>
+      <w:rPr>
+        <w:rFonts w:ascii="Courier New" w:hAnsi="Courier New" w:cs="Courier New" w:hint="default"/>
+      </w:rPr>
+    </w:lvl>
+    <w:lvl w:ilvl="2" w:tplc="08090005" w:tentative="1">
+      <w:start w:val="1"/>
+      <w:numFmt w:val="bullet"/>
+      <w:lvlText w:val=""/>
+      <w:lvlJc w:val="left"/>
+      <w:pPr>
+        <w:ind w:left="2280" w:hanging="360"/>
+      </w:pPr>
+      <w:rPr>
+        <w:rFonts w:ascii="Wingdings" w:hAnsi="Wingdings" w:hint="default"/>
+      </w:rPr>
+    </w:lvl>
+    <w:lvl w:ilvl="3" w:tplc="08090001" w:tentative="1">
+      <w:start w:val="1"/>
+      <w:numFmt w:val="bullet"/>
+      <w:lvlText w:val=""/>
+      <w:lvlJc w:val="left"/>
+      <w:pPr>
+        <w:ind w:left="3000" w:hanging="360"/>
+      </w:pPr>
+      <w:rPr>
+        <w:rFonts w:ascii="Symbol" w:hAnsi="Symbol" w:hint="default"/>
+      </w:rPr>
+    </w:lvl>
+    <w:lvl w:ilvl="4" w:tplc="08090003" w:tentative="1">
+      <w:start w:val="1"/>
+      <w:numFmt w:val="bullet"/>
+      <w:lvlText w:val="o"/>
+      <w:lvlJc w:val="left"/>
+      <w:pPr>
+        <w:ind w:left="3720" w:hanging="360"/>
+      </w:pPr>
+      <w:rPr>
+        <w:rFonts w:ascii="Courier New" w:hAnsi="Courier New" w:cs="Courier New" w:hint="default"/>
+      </w:rPr>
+    </w:lvl>
+    <w:lvl w:ilvl="5" w:tplc="08090005" w:tentative="1">
+      <w:start w:val="1"/>
+      <w:numFmt w:val="bullet"/>
+      <w:lvlText w:val=""/>
+      <w:lvlJc w:val="left"/>
+      <w:pPr>
+        <w:ind w:left="4440" w:hanging="360"/>
+      </w:pPr>
+      <w:rPr>
+        <w:rFonts w:ascii="Wingdings" w:hAnsi="Wingdings" w:hint="default"/>
+      </w:rPr>
+    </w:lvl>
+    <w:lvl w:ilvl="6" w:tplc="08090001" w:tentative="1">
+      <w:start w:val="1"/>
+      <w:numFmt w:val="bullet"/>
+      <w:lvlText w:val=""/>
+      <w:lvlJc w:val="left"/>
+      <w:pPr>
+        <w:ind w:left="5160" w:hanging="360"/>
+      </w:pPr>
+      <w:rPr>
+        <w:rFonts w:ascii="Symbol" w:hAnsi="Symbol" w:hint="default"/>
+      </w:rPr>
+    </w:lvl>
+    <w:lvl w:ilvl="7" w:tplc="08090003" w:tentative="1">
+      <w:start w:val="1"/>
+      <w:numFmt w:val="bullet"/>
+      <w:lvlText w:val="o"/>
+      <w:lvlJc w:val="left"/>
+      <w:pPr>
+        <w:ind w:left="5880" w:hanging="360"/>
+      </w:pPr>
+      <w:rPr>
+        <w:rFonts w:ascii="Courier New" w:hAnsi="Courier New" w:cs="Courier New" w:hint="default"/>
+      </w:rPr>
+    </w:lvl>
+    <w:lvl w:ilvl="8" w:tplc="08090005" w:tentative="1">
+      <w:start w:val="1"/>
+      <w:numFmt w:val="bullet"/>
+      <w:lvlText w:val=""/>
+      <w:lvlJc w:val="left"/>
+      <w:pPr>
+        <w:ind w:left="6600" w:hanging="360"/>
+      </w:pPr>
+      <w:rPr>
+        <w:rFonts w:ascii="Wingdings" w:hAnsi="Wingdings" w:hint="default"/>
+      </w:rPr>
+    </w:lvl>
+  </w:abstractNum>
+  <w:abstractNum w:abstractNumId="1" w15:restartNumberingAfterBreak="0">
     <w:nsid w:val="0D2903B7"/>
     <w:multiLevelType w:val="hybridMultilevel"/>
     <w:tmpl w:val="7FCAC81C"/>
@@ -1675,7 +1888,120 @@
       </w:rPr>
     </w:lvl>
   </w:abstractNum>
-  <w:abstractNum w:abstractNumId="1" w15:restartNumberingAfterBreak="0">
+  <w:abstractNum w:abstractNumId="2" w15:restartNumberingAfterBreak="0">
+    <w:nsid w:val="1C0054EE"/>
+    <w:multiLevelType w:val="hybridMultilevel"/>
+    <w:tmpl w:val="E48683E4"/>
+    <w:lvl w:ilvl="0" w:tplc="08090003">
+      <w:start w:val="1"/>
+      <w:numFmt w:val="bullet"/>
+      <w:lvlText w:val="o"/>
+      <w:lvlJc w:val="left"/>
+      <w:pPr>
+        <w:ind w:left="1200" w:hanging="360"/>
+      </w:pPr>
+      <w:rPr>
+        <w:rFonts w:ascii="Courier New" w:hAnsi="Courier New" w:cs="Courier New" w:hint="default"/>
+      </w:rPr>
+    </w:lvl>
+    <w:lvl w:ilvl="1" w:tplc="08090003" w:tentative="1">
+      <w:start w:val="1"/>
+      <w:numFmt w:val="bullet"/>
+      <w:lvlText w:val="o"/>
+      <w:lvlJc w:val="left"/>
+      <w:pPr>
+        <w:ind w:left="1920" w:hanging="360"/>
+      </w:pPr>
+      <w:rPr>
+        <w:rFonts w:ascii="Courier New" w:hAnsi="Courier New" w:cs="Courier New" w:hint="default"/>
+      </w:rPr>
+    </w:lvl>
+    <w:lvl w:ilvl="2" w:tplc="08090005" w:tentative="1">
+      <w:start w:val="1"/>
+      <w:numFmt w:val="bullet"/>
+      <w:lvlText w:val=""/>
+      <w:lvlJc w:val="left"/>
+      <w:pPr>
+        <w:ind w:left="2640" w:hanging="360"/>
+      </w:pPr>
+      <w:rPr>
+        <w:rFonts w:ascii="Wingdings" w:hAnsi="Wingdings" w:hint="default"/>
+      </w:rPr>
+    </w:lvl>
+    <w:lvl w:ilvl="3" w:tplc="08090001" w:tentative="1">
+      <w:start w:val="1"/>
+      <w:numFmt w:val="bullet"/>
+      <w:lvlText w:val=""/>
+      <w:lvlJc w:val="left"/>
+      <w:pPr>
+        <w:ind w:left="3360" w:hanging="360"/>
+      </w:pPr>
+      <w:rPr>
+        <w:rFonts w:ascii="Symbol" w:hAnsi="Symbol" w:hint="default"/>
+      </w:rPr>
+    </w:lvl>
+    <w:lvl w:ilvl="4" w:tplc="08090003" w:tentative="1">
+      <w:start w:val="1"/>
+      <w:numFmt w:val="bullet"/>
+      <w:lvlText w:val="o"/>
+      <w:lvlJc w:val="left"/>
+      <w:pPr>
+        <w:ind w:left="4080" w:hanging="360"/>
+      </w:pPr>
+      <w:rPr>
+        <w:rFonts w:ascii="Courier New" w:hAnsi="Courier New" w:cs="Courier New" w:hint="default"/>
+      </w:rPr>
+    </w:lvl>
+    <w:lvl w:ilvl="5" w:tplc="08090005" w:tentative="1">
+      <w:start w:val="1"/>
+      <w:numFmt w:val="bullet"/>
+      <w:lvlText w:val=""/>
+      <w:lvlJc w:val="left"/>
+      <w:pPr>
+        <w:ind w:left="4800" w:hanging="360"/>
+      </w:pPr>
+      <w:rPr>
+        <w:rFonts w:ascii="Wingdings" w:hAnsi="Wingdings" w:hint="default"/>
+      </w:rPr>
+    </w:lvl>
+    <w:lvl w:ilvl="6" w:tplc="08090001" w:tentative="1">
+      <w:start w:val="1"/>
+      <w:numFmt w:val="bullet"/>
+      <w:lvlText w:val=""/>
+      <w:lvlJc w:val="left"/>
+      <w:pPr>
+        <w:ind w:left="5520" w:hanging="360"/>
+      </w:pPr>
+      <w:rPr>
+        <w:rFonts w:ascii="Symbol" w:hAnsi="Symbol" w:hint="default"/>
+      </w:rPr>
+    </w:lvl>
+    <w:lvl w:ilvl="7" w:tplc="08090003" w:tentative="1">
+      <w:start w:val="1"/>
+      <w:numFmt w:val="bullet"/>
+      <w:lvlText w:val="o"/>
+      <w:lvlJc w:val="left"/>
+      <w:pPr>
+        <w:ind w:left="6240" w:hanging="360"/>
+      </w:pPr>
+      <w:rPr>
+        <w:rFonts w:ascii="Courier New" w:hAnsi="Courier New" w:cs="Courier New" w:hint="default"/>
+      </w:rPr>
+    </w:lvl>
+    <w:lvl w:ilvl="8" w:tplc="08090005" w:tentative="1">
+      <w:start w:val="1"/>
+      <w:numFmt w:val="bullet"/>
+      <w:lvlText w:val=""/>
+      <w:lvlJc w:val="left"/>
+      <w:pPr>
+        <w:ind w:left="6960" w:hanging="360"/>
+      </w:pPr>
+      <w:rPr>
+        <w:rFonts w:ascii="Wingdings" w:hAnsi="Wingdings" w:hint="default"/>
+      </w:rPr>
+    </w:lvl>
+  </w:abstractNum>
+  <w:abstractNum w:abstractNumId="3" w15:restartNumberingAfterBreak="0">
     <w:nsid w:val="203B1E62"/>
     <w:multiLevelType w:val="hybridMultilevel"/>
     <w:tmpl w:val="E132D274"/>
@@ -1788,7 +2114,7 @@
       </w:rPr>
     </w:lvl>
   </w:abstractNum>
-  <w:abstractNum w:abstractNumId="2" w15:restartNumberingAfterBreak="0">
+  <w:abstractNum w:abstractNumId="4" w15:restartNumberingAfterBreak="0">
     <w:nsid w:val="230F3D82"/>
     <w:multiLevelType w:val="hybridMultilevel"/>
     <w:tmpl w:val="35B00CB0"/>
@@ -1901,7 +2227,7 @@
       </w:rPr>
     </w:lvl>
   </w:abstractNum>
-  <w:abstractNum w:abstractNumId="3" w15:restartNumberingAfterBreak="0">
+  <w:abstractNum w:abstractNumId="5" w15:restartNumberingAfterBreak="0">
     <w:nsid w:val="3803DB8A"/>
     <w:multiLevelType w:val="hybridMultilevel"/>
     <w:tmpl w:val="36BC5082"/>
@@ -2022,7 +2348,7 @@
       </w:rPr>
     </w:lvl>
   </w:abstractNum>
-  <w:abstractNum w:abstractNumId="4" w15:restartNumberingAfterBreak="0">
+  <w:abstractNum w:abstractNumId="6" w15:restartNumberingAfterBreak="0">
     <w:nsid w:val="4031633E"/>
     <w:multiLevelType w:val="hybridMultilevel"/>
     <w:tmpl w:val="75F82616"/>
@@ -2135,7 +2461,7 @@
       </w:rPr>
     </w:lvl>
   </w:abstractNum>
-  <w:abstractNum w:abstractNumId="5" w15:restartNumberingAfterBreak="0">
+  <w:abstractNum w:abstractNumId="7" w15:restartNumberingAfterBreak="0">
     <w:nsid w:val="460625C6"/>
     <w:multiLevelType w:val="hybridMultilevel"/>
     <w:tmpl w:val="E48C723E"/>
@@ -2248,7 +2574,7 @@
       </w:rPr>
     </w:lvl>
   </w:abstractNum>
-  <w:abstractNum w:abstractNumId="6" w15:restartNumberingAfterBreak="0">
+  <w:abstractNum w:abstractNumId="8" w15:restartNumberingAfterBreak="0">
     <w:nsid w:val="5ADA190B"/>
     <w:multiLevelType w:val="hybridMultilevel"/>
     <w:tmpl w:val="24AAF972"/>
@@ -2361,7 +2687,120 @@
       </w:rPr>
     </w:lvl>
   </w:abstractNum>
-  <w:abstractNum w:abstractNumId="7" w15:restartNumberingAfterBreak="0">
+  <w:abstractNum w:abstractNumId="9" w15:restartNumberingAfterBreak="0">
+    <w:nsid w:val="75396853"/>
+    <w:multiLevelType w:val="hybridMultilevel"/>
+    <w:tmpl w:val="8A8EEFCA"/>
+    <w:lvl w:ilvl="0" w:tplc="08090003">
+      <w:start w:val="1"/>
+      <w:numFmt w:val="bullet"/>
+      <w:lvlText w:val="o"/>
+      <w:lvlJc w:val="left"/>
+      <w:pPr>
+        <w:ind w:left="840" w:hanging="360"/>
+      </w:pPr>
+      <w:rPr>
+        <w:rFonts w:ascii="Courier New" w:hAnsi="Courier New" w:cs="Courier New" w:hint="default"/>
+      </w:rPr>
+    </w:lvl>
+    <w:lvl w:ilvl="1" w:tplc="08090003" w:tentative="1">
+      <w:start w:val="1"/>
+      <w:numFmt w:val="bullet"/>
+      <w:lvlText w:val="o"/>
+      <w:lvlJc w:val="left"/>
+      <w:pPr>
+        <w:ind w:left="1560" w:hanging="360"/>
+      </w:pPr>
+      <w:rPr>
+        <w:rFonts w:ascii="Courier New" w:hAnsi="Courier New" w:cs="Courier New" w:hint="default"/>
+      </w:rPr>
+    </w:lvl>
+    <w:lvl w:ilvl="2" w:tplc="08090005" w:tentative="1">
+      <w:start w:val="1"/>
+      <w:numFmt w:val="bullet"/>
+      <w:lvlText w:val=""/>
+      <w:lvlJc w:val="left"/>
+      <w:pPr>
+        <w:ind w:left="2280" w:hanging="360"/>
+      </w:pPr>
+      <w:rPr>
+        <w:rFonts w:ascii="Wingdings" w:hAnsi="Wingdings" w:hint="default"/>
+      </w:rPr>
+    </w:lvl>
+    <w:lvl w:ilvl="3" w:tplc="08090001" w:tentative="1">
+      <w:start w:val="1"/>
+      <w:numFmt w:val="bullet"/>
+      <w:lvlText w:val=""/>
+      <w:lvlJc w:val="left"/>
+      <w:pPr>
+        <w:ind w:left="3000" w:hanging="360"/>
+      </w:pPr>
+      <w:rPr>
+        <w:rFonts w:ascii="Symbol" w:hAnsi="Symbol" w:hint="default"/>
+      </w:rPr>
+    </w:lvl>
+    <w:lvl w:ilvl="4" w:tplc="08090003" w:tentative="1">
+      <w:start w:val="1"/>
+      <w:numFmt w:val="bullet"/>
+      <w:lvlText w:val="o"/>
+      <w:lvlJc w:val="left"/>
+      <w:pPr>
+        <w:ind w:left="3720" w:hanging="360"/>
+      </w:pPr>
+      <w:rPr>
+        <w:rFonts w:ascii="Courier New" w:hAnsi="Courier New" w:cs="Courier New" w:hint="default"/>
+      </w:rPr>
+    </w:lvl>
+    <w:lvl w:ilvl="5" w:tplc="08090005" w:tentative="1">
+      <w:start w:val="1"/>
+      <w:numFmt w:val="bullet"/>
+      <w:lvlText w:val=""/>
+      <w:lvlJc w:val="left"/>
+      <w:pPr>
+        <w:ind w:left="4440" w:hanging="360"/>
+      </w:pPr>
+      <w:rPr>
+        <w:rFonts w:ascii="Wingdings" w:hAnsi="Wingdings" w:hint="default"/>
+      </w:rPr>
+    </w:lvl>
+    <w:lvl w:ilvl="6" w:tplc="08090001" w:tentative="1">
+      <w:start w:val="1"/>
+      <w:numFmt w:val="bullet"/>
+      <w:lvlText w:val=""/>
+      <w:lvlJc w:val="left"/>
+      <w:pPr>
+        <w:ind w:left="5160" w:hanging="360"/>
+      </w:pPr>
+      <w:rPr>
+        <w:rFonts w:ascii="Symbol" w:hAnsi="Symbol" w:hint="default"/>
+      </w:rPr>
+    </w:lvl>
+    <w:lvl w:ilvl="7" w:tplc="08090003" w:tentative="1">
+      <w:start w:val="1"/>
+      <w:numFmt w:val="bullet"/>
+      <w:lvlText w:val="o"/>
+      <w:lvlJc w:val="left"/>
+      <w:pPr>
+        <w:ind w:left="5880" w:hanging="360"/>
+      </w:pPr>
+      <w:rPr>
+        <w:rFonts w:ascii="Courier New" w:hAnsi="Courier New" w:cs="Courier New" w:hint="default"/>
+      </w:rPr>
+    </w:lvl>
+    <w:lvl w:ilvl="8" w:tplc="08090005" w:tentative="1">
+      <w:start w:val="1"/>
+      <w:numFmt w:val="bullet"/>
+      <w:lvlText w:val=""/>
+      <w:lvlJc w:val="left"/>
+      <w:pPr>
+        <w:ind w:left="6600" w:hanging="360"/>
+      </w:pPr>
+      <w:rPr>
+        <w:rFonts w:ascii="Wingdings" w:hAnsi="Wingdings" w:hint="default"/>
+      </w:rPr>
+    </w:lvl>
+  </w:abstractNum>
+  <w:abstractNum w:abstractNumId="10" w15:restartNumberingAfterBreak="0">
     <w:nsid w:val="75783BD4"/>
     <w:multiLevelType w:val="hybridMultilevel"/>
     <w:tmpl w:val="D4205C5A"/>
@@ -2474,7 +2913,7 @@
       </w:rPr>
     </w:lvl>
   </w:abstractNum>
-  <w:abstractNum w:abstractNumId="8" w15:restartNumberingAfterBreak="0">
+  <w:abstractNum w:abstractNumId="11" w15:restartNumberingAfterBreak="0">
     <w:nsid w:val="79934492"/>
     <w:multiLevelType w:val="hybridMultilevel"/>
     <w:tmpl w:val="3002374E"/>
@@ -2588,31 +3027,40 @@
     </w:lvl>
   </w:abstractNum>
   <w:num w:numId="1" w16cid:durableId="1676105295">
+    <w:abstractNumId w:val="5"/>
+  </w:num>
+  <w:num w:numId="2" w16cid:durableId="1069569981">
+    <w:abstractNumId w:val="6"/>
+  </w:num>
+  <w:num w:numId="3" w16cid:durableId="331644010">
+    <w:abstractNumId w:val="7"/>
+  </w:num>
+  <w:num w:numId="4" w16cid:durableId="330301862">
+    <w:abstractNumId w:val="11"/>
+  </w:num>
+  <w:num w:numId="5" w16cid:durableId="1063022850">
+    <w:abstractNumId w:val="4"/>
+  </w:num>
+  <w:num w:numId="6" w16cid:durableId="1916741106">
+    <w:abstractNumId w:val="10"/>
+  </w:num>
+  <w:num w:numId="7" w16cid:durableId="1262104426">
     <w:abstractNumId w:val="3"/>
   </w:num>
-  <w:num w:numId="2" w16cid:durableId="1069569981">
-    <w:abstractNumId w:val="4"/>
+  <w:num w:numId="8" w16cid:durableId="1952087832">
+    <w:abstractNumId w:val="1"/>
   </w:num>
-  <w:num w:numId="3" w16cid:durableId="331644010">
-    <w:abstractNumId w:val="5"/>
-  </w:num>
-  <w:num w:numId="4" w16cid:durableId="330301862">
+  <w:num w:numId="9" w16cid:durableId="689455754">
     <w:abstractNumId w:val="8"/>
   </w:num>
-  <w:num w:numId="5" w16cid:durableId="1063022850">
+  <w:num w:numId="10" w16cid:durableId="818377745">
+    <w:abstractNumId w:val="0"/>
+  </w:num>
+  <w:num w:numId="11" w16cid:durableId="595985988">
     <w:abstractNumId w:val="2"/>
   </w:num>
-  <w:num w:numId="6" w16cid:durableId="1916741106">
-    <w:abstractNumId w:val="7"/>
-  </w:num>
-  <w:num w:numId="7" w16cid:durableId="1262104426">
-    <w:abstractNumId w:val="1"/>
-  </w:num>
-  <w:num w:numId="8" w16cid:durableId="1952087832">
-    <w:abstractNumId w:val="0"/>
-  </w:num>
-  <w:num w:numId="9" w16cid:durableId="689455754">
-    <w:abstractNumId w:val="6"/>
+  <w:num w:numId="12" w16cid:durableId="1604653833">
+    <w:abstractNumId w:val="9"/>
   </w:num>
 </w:numbering>
 </file>
@@ -3017,8 +3465,17 @@
   <w:style w:type="paragraph" w:default="1" w:styleId="Normal">
     <w:name w:val="Normal"/>
     <w:qFormat/>
+    <w:rsid w:val="000421DE"/>
+    <w:pPr>
+      <w:widowControl/>
+      <w:autoSpaceDE/>
+      <w:autoSpaceDN/>
+    </w:pPr>
     <w:rPr>
-      <w:rFonts w:ascii="Arial" w:eastAsia="Arial" w:hAnsi="Arial" w:cs="Arial"/>
+      <w:rFonts w:ascii="Times New Roman" w:eastAsia="Times New Roman" w:hAnsi="Times New Roman" w:cs="Times New Roman"/>
+      <w:sz w:val="24"/>
+      <w:szCs w:val="24"/>
+      <w:lang w:val="en-GB" w:eastAsia="en-GB"/>
     </w:rPr>
   </w:style>
   <w:style w:type="paragraph" w:styleId="Heading1">
@@ -3027,15 +3484,20 @@
     <w:uiPriority w:val="9"/>
     <w:qFormat/>
     <w:pPr>
+      <w:widowControl w:val="0"/>
+      <w:autoSpaceDE w:val="0"/>
+      <w:autoSpaceDN w:val="0"/>
       <w:spacing w:before="176"/>
       <w:ind w:left="120"/>
       <w:outlineLvl w:val="0"/>
     </w:pPr>
     <w:rPr>
+      <w:rFonts w:ascii="Arial" w:eastAsia="Arial" w:hAnsi="Arial" w:cs="Arial"/>
       <w:b/>
       <w:bCs/>
       <w:sz w:val="20"/>
       <w:szCs w:val="20"/>
+      <w:lang w:val="en-US" w:eastAsia="en-US"/>
     </w:rPr>
   </w:style>
   <w:style w:type="character" w:default="1" w:styleId="DefaultParagraphFont">
@@ -3071,12 +3533,17 @@
     <w:uiPriority w:val="1"/>
     <w:qFormat/>
     <w:pPr>
+      <w:widowControl w:val="0"/>
+      <w:autoSpaceDE w:val="0"/>
+      <w:autoSpaceDN w:val="0"/>
       <w:spacing w:before="41"/>
       <w:ind w:left="598" w:hanging="180"/>
     </w:pPr>
     <w:rPr>
+      <w:rFonts w:ascii="Arial" w:eastAsia="Arial" w:hAnsi="Arial" w:cs="Arial"/>
       <w:sz w:val="20"/>
       <w:szCs w:val="20"/>
+      <w:lang w:val="en-US" w:eastAsia="en-US"/>
     </w:rPr>
   </w:style>
   <w:style w:type="paragraph" w:styleId="Title">
@@ -3085,14 +3552,19 @@
     <w:uiPriority w:val="10"/>
     <w:qFormat/>
     <w:pPr>
+      <w:widowControl w:val="0"/>
+      <w:autoSpaceDE w:val="0"/>
+      <w:autoSpaceDN w:val="0"/>
       <w:spacing w:before="78"/>
       <w:jc w:val="center"/>
     </w:pPr>
     <w:rPr>
+      <w:rFonts w:ascii="Arial" w:eastAsia="Arial" w:hAnsi="Arial" w:cs="Arial"/>
       <w:b/>
       <w:bCs/>
       <w:sz w:val="47"/>
       <w:szCs w:val="47"/>
+      <w:lang w:val="en-US" w:eastAsia="en-US"/>
     </w:rPr>
   </w:style>
   <w:style w:type="paragraph" w:styleId="ListParagraph">
@@ -3101,15 +3573,35 @@
     <w:uiPriority w:val="1"/>
     <w:qFormat/>
     <w:pPr>
+      <w:widowControl w:val="0"/>
+      <w:autoSpaceDE w:val="0"/>
+      <w:autoSpaceDN w:val="0"/>
       <w:spacing w:before="31"/>
       <w:ind w:left="598" w:hanging="180"/>
     </w:pPr>
+    <w:rPr>
+      <w:rFonts w:ascii="Arial" w:eastAsia="Arial" w:hAnsi="Arial" w:cs="Arial"/>
+      <w:sz w:val="22"/>
+      <w:szCs w:val="22"/>
+      <w:lang w:val="en-US" w:eastAsia="en-US"/>
+    </w:rPr>
   </w:style>
   <w:style w:type="paragraph" w:customStyle="1" w:styleId="TableParagraph">
     <w:name w:val="Table Paragraph"/>
     <w:basedOn w:val="Normal"/>
     <w:uiPriority w:val="1"/>
     <w:qFormat/>
+    <w:pPr>
+      <w:widowControl w:val="0"/>
+      <w:autoSpaceDE w:val="0"/>
+      <w:autoSpaceDN w:val="0"/>
+    </w:pPr>
+    <w:rPr>
+      <w:rFonts w:ascii="Arial" w:eastAsia="Arial" w:hAnsi="Arial" w:cs="Arial"/>
+      <w:sz w:val="22"/>
+      <w:szCs w:val="22"/>
+      <w:lang w:val="en-US" w:eastAsia="en-US"/>
+    </w:rPr>
   </w:style>
   <w:style w:type="character" w:styleId="Strong">
     <w:name w:val="Strong"/>
@@ -3143,6 +3635,18 @@
     <w:rPr>
       <w:color w:val="605E5C"/>
       <w:shd w:val="clear" w:color="auto" w:fill="E1DFDD"/>
+    </w:rPr>
+  </w:style>
+  <w:style w:type="character" w:styleId="FollowedHyperlink">
+    <w:name w:val="FollowedHyperlink"/>
+    <w:basedOn w:val="DefaultParagraphFont"/>
+    <w:uiPriority w:val="99"/>
+    <w:semiHidden/>
+    <w:unhideWhenUsed/>
+    <w:rsid w:val="000D2772"/>
+    <w:rPr>
+      <w:color w:val="800080" w:themeColor="followedHyperlink"/>
+      <w:u w:val="single"/>
     </w:rPr>
   </w:style>
 </w:styles>
